--- a/output/coverletters/cover_4411955237.docx
+++ b/output/coverletters/cover_4411955237.docx
@@ -4,17 +4,22 @@
   <w:body>
     <w:p>
       <w:r>
-        <w:t>I am excited to apply for the Agentic AI Engineering Intern position at SB Energy. My educational background in computer science, coupled with my experiences in automation and machine learning, makes me a strong fit for this role within your dynamic organization. I am drawn to SB Energy's mission to provide reliable and affordable energy, and I am eager to apply my skills to contribute towards this vision.</w:t>
+        <w:t>I am currently pursuing a Master’s degree in Computer Science at Purdue University, specializing in AI and Machine Learning. I am excited about the opportunity at SB Energy to contribute to your mission of delivering reliable, affordable energy at scale, especially in light of your commitment to incorporating cutting-edge technology into your projects. As you continue to build some of the most advanced energy and data center infrastructure in the U.S., I am eager to bring my skills to your dynamic team.</w:t>
       </w:r>
     </w:p>
     <w:p>
       <w:r>
-        <w:t>During my studies, I gained hands-on experience automating workflows and building predictive models, which has equipped me with the skills necessary to develop efficient, AI-driven solutions. I thrive in collaborative environments and have a keen interest in identifying opportunities for automation, making me well-prepared to tackle the responsibilities outlined in the internship description.</w:t>
+        <w:t>My recent internship at Bridger Investment Partners allowed me to automate data processing workflows and conduct statistical analyses using Python and SQL within a cloud environment. Additionally, as a Research Assistant at UC Berkeley, I performed comparative analyses on advanced AI architectures, enhancing my understanding of models that can be applied in the energy sector. I also developed a personal project that utilizes OpenAI API for translation, showcasing my ability to integrate AI into practical applications.</w:t>
       </w:r>
     </w:p>
     <w:p>
       <w:r>
-        <w:t>I am particularly enthusiastic about the opportunity to work with innovative technology and collaborate with cross-functional teams at SB Energy. I believe that my background in software engineering and my passion for AI will allow me to make meaningful contributions. I look forward to the possibility of discussing how I can support your team in accelerating the energy transition. Thank you for your consideration.</w:t>
+        <w:t>What draws me particularly to SB Energy is the integration of innovative AI solutions in creating sustainable energy infrastructure. I am enthusiastic about the chance to work in such a collaborative environment, gaining insights from various business units while developing agentic AI-based solutions that can enhance operational efficiencies. My background in Python programming and my focus on automation align well with the responsibilities outlined for the Agentic AI Engineering Intern role.</w:t>
+      </w:r>
+    </w:p>
+    <w:p>
+      <w:r>
+        <w:t>Thank you for considering my application. I look forward to the opportunity to contribute to SB Energy and to learn from your talented team in a fast-paced and innovative environment.</w:t>
       </w:r>
     </w:p>
     <w:sectPr>
